--- a/React doc/react_hooks_4/useRef_5.docx
+++ b/React doc/react_hooks_4/useRef_5.docx
@@ -89,10 +89,22 @@
           <w:b/>
           <w:bCs/>
         </w:rPr>
-        <w:t>“box” that can hold a value or a DOM reference</w:t>
-      </w:r>
-      <w:r>
-        <w:t xml:space="preserve">, and React will </w:t>
+        <w:t xml:space="preserve">“box” that can hold a value or a DOM </w:t>
+      </w:r>
+      <w:proofErr w:type="gramStart"/>
+      <w:r>
+        <w:rPr>
+          <w:b/>
+          <w:bCs/>
+        </w:rPr>
+        <w:t>reference</w:t>
+      </w:r>
+      <w:r>
+        <w:t>, and</w:t>
+      </w:r>
+      <w:proofErr w:type="gramEnd"/>
+      <w:r>
+        <w:t xml:space="preserve"> React will </w:t>
       </w:r>
       <w:r>
         <w:rPr>
@@ -188,10 +200,12 @@
         <w:t xml:space="preserve">No </w:t>
       </w:r>
       <w:proofErr w:type="spellStart"/>
+      <w:proofErr w:type="gramStart"/>
       <w:r>
         <w:t>document.querySelector</w:t>
       </w:r>
       <w:proofErr w:type="spellEnd"/>
+      <w:proofErr w:type="gramEnd"/>
       <w:r>
         <w:t>() needed.</w:t>
       </w:r>
@@ -233,7 +247,15 @@
       </w:r>
       <w:r>
         <w:br/>
-        <w:t>→ It’s how the browser represents HTML elements as objects that JavaScript (and React) can interact with.</w:t>
+        <w:t xml:space="preserve">→ It’s how the browser represents HTML elements as objects that JavaScript (and </w:t>
+      </w:r>
+      <w:proofErr w:type="gramStart"/>
+      <w:r>
+        <w:t>React</w:t>
+      </w:r>
+      <w:proofErr w:type="gramEnd"/>
+      <w:r>
+        <w:t>) can interact with.</w:t>
       </w:r>
     </w:p>
     <w:p>
@@ -257,13 +279,28 @@
     </w:p>
     <w:p>
       <w:proofErr w:type="spellStart"/>
+      <w:proofErr w:type="gramStart"/>
       <w:r>
         <w:t>document.getElementById</w:t>
       </w:r>
       <w:proofErr w:type="spellEnd"/>
-      <w:r>
-        <w:t>("name").focus();</w:t>
-      </w:r>
+      <w:proofErr w:type="gramEnd"/>
+      <w:r>
+        <w:t>("name"</w:t>
+      </w:r>
+      <w:proofErr w:type="gramStart"/>
+      <w:r>
+        <w:t>).focus</w:t>
+      </w:r>
+      <w:proofErr w:type="gramEnd"/>
+      <w:r>
+        <w:t>(</w:t>
+      </w:r>
+      <w:proofErr w:type="gramStart"/>
+      <w:r>
+        <w:t>);</w:t>
+      </w:r>
+      <w:proofErr w:type="gramEnd"/>
     </w:p>
     <w:p>
       <w:r>
@@ -314,10 +351,12 @@
         <w:t xml:space="preserve">In React, instead of </w:t>
       </w:r>
       <w:proofErr w:type="spellStart"/>
+      <w:proofErr w:type="gramStart"/>
       <w:r>
         <w:t>document.getElementById</w:t>
       </w:r>
       <w:proofErr w:type="spellEnd"/>
+      <w:proofErr w:type="gramEnd"/>
       <w:r>
         <w:t>(),</w:t>
       </w:r>
@@ -358,10 +397,12 @@
         <w:t xml:space="preserve">Because React controls the DOM — we can’t (and shouldn’t) directly use </w:t>
       </w:r>
       <w:proofErr w:type="spellStart"/>
+      <w:proofErr w:type="gramStart"/>
       <w:r>
         <w:t>document.getElementById</w:t>
       </w:r>
       <w:proofErr w:type="spellEnd"/>
+      <w:proofErr w:type="gramEnd"/>
       <w:r>
         <w:t>() everywhere.</w:t>
       </w:r>
@@ -414,7 +455,15 @@
       </w:r>
       <w:proofErr w:type="spellEnd"/>
       <w:r>
-        <w:t>(null);   // Step 1: create ref</w:t>
+        <w:t>(null</w:t>
+      </w:r>
+      <w:proofErr w:type="gramStart"/>
+      <w:r>
+        <w:t xml:space="preserve">);   </w:t>
+      </w:r>
+      <w:proofErr w:type="gramEnd"/>
+      <w:r>
+        <w:t>// Step 1: create ref</w:t>
       </w:r>
     </w:p>
     <w:p>
@@ -566,10 +615,12 @@
           </w:tcPr>
           <w:p>
             <w:proofErr w:type="spellStart"/>
+            <w:proofErr w:type="gramStart"/>
             <w:r>
               <w:t>inputRef.current.focus</w:t>
             </w:r>
             <w:proofErr w:type="spellEnd"/>
+            <w:proofErr w:type="gramEnd"/>
             <w:r>
               <w:t>()</w:t>
             </w:r>
@@ -620,10 +671,12 @@
           </w:tcPr>
           <w:p>
             <w:proofErr w:type="spellStart"/>
+            <w:proofErr w:type="gramStart"/>
             <w:r>
               <w:t>textRef.current.scrollTop</w:t>
             </w:r>
             <w:proofErr w:type="spellEnd"/>
+            <w:proofErr w:type="gramEnd"/>
           </w:p>
         </w:tc>
       </w:tr>
@@ -663,10 +716,12 @@
           </w:tcPr>
           <w:p>
             <w:proofErr w:type="spellStart"/>
+            <w:proofErr w:type="gramStart"/>
             <w:r>
               <w:t>btnRef.current.click</w:t>
             </w:r>
             <w:proofErr w:type="spellEnd"/>
+            <w:proofErr w:type="gramEnd"/>
             <w:r>
               <w:t>()</w:t>
             </w:r>
@@ -709,10 +764,12 @@
           </w:tcPr>
           <w:p>
             <w:proofErr w:type="spellStart"/>
+            <w:proofErr w:type="gramStart"/>
             <w:r>
               <w:t>divRef.current.clientHeight</w:t>
             </w:r>
             <w:proofErr w:type="spellEnd"/>
+            <w:proofErr w:type="gramEnd"/>
           </w:p>
         </w:tc>
       </w:tr>
@@ -806,10 +863,12 @@
           </w:tcPr>
           <w:p>
             <w:proofErr w:type="spellStart"/>
+            <w:proofErr w:type="gramStart"/>
             <w:r>
               <w:t>videoRef.current.play</w:t>
             </w:r>
             <w:proofErr w:type="spellEnd"/>
+            <w:proofErr w:type="gramEnd"/>
             <w:r>
               <w:t>()</w:t>
             </w:r>
@@ -852,10 +911,12 @@
           </w:tcPr>
           <w:p>
             <w:proofErr w:type="spellStart"/>
+            <w:proofErr w:type="gramStart"/>
             <w:r>
               <w:t>formRef.current.submit</w:t>
             </w:r>
             <w:proofErr w:type="spellEnd"/>
+            <w:proofErr w:type="gramEnd"/>
             <w:r>
               <w:t>()</w:t>
             </w:r>
@@ -898,10 +959,12 @@
           </w:tcPr>
           <w:p>
             <w:proofErr w:type="spellStart"/>
+            <w:proofErr w:type="gramStart"/>
             <w:r>
               <w:t>canvasRef.current.getContext</w:t>
             </w:r>
             <w:proofErr w:type="spellEnd"/>
+            <w:proofErr w:type="gramEnd"/>
             <w:r>
               <w:t>("2d")</w:t>
             </w:r>
@@ -944,10 +1007,12 @@
           </w:tcPr>
           <w:p>
             <w:proofErr w:type="spellStart"/>
+            <w:proofErr w:type="gramStart"/>
             <w:r>
               <w:t>audioRef.current.pause</w:t>
             </w:r>
             <w:proofErr w:type="spellEnd"/>
+            <w:proofErr w:type="gramEnd"/>
             <w:r>
               <w:t>()</w:t>
             </w:r>
@@ -1549,6 +1614,7 @@
               <w:t xml:space="preserve">Does changing </w:t>
             </w:r>
             <w:proofErr w:type="spellStart"/>
+            <w:proofErr w:type="gramStart"/>
             <w:r>
               <w:rPr>
                 <w:b/>
@@ -1557,6 +1623,7 @@
               <w:t>ref.current</w:t>
             </w:r>
             <w:proofErr w:type="spellEnd"/>
+            <w:proofErr w:type="gramEnd"/>
             <w:r>
               <w:rPr>
                 <w:b/>
@@ -1674,7 +1741,15 @@
               <w:t>🔔</w:t>
             </w:r>
             <w:r>
-              <w:t xml:space="preserve"> and whenever someone does something (like sends a message, or triggers an event), you want to </w:t>
+              <w:t xml:space="preserve"> and whenever someone does something (like </w:t>
+            </w:r>
+            <w:proofErr w:type="gramStart"/>
+            <w:r>
+              <w:t>sends</w:t>
+            </w:r>
+            <w:proofErr w:type="gramEnd"/>
+            <w:r>
+              <w:t xml:space="preserve"> a message, or triggers an event), you want to </w:t>
             </w:r>
             <w:r>
               <w:rPr>
@@ -2181,10 +2256,12 @@
                     <w:suppressOverlap/>
                   </w:pPr>
                   <w:proofErr w:type="spellStart"/>
+                  <w:proofErr w:type="gramStart"/>
                   <w:r>
                     <w:t>chatEndRef.current.scrollIntoView</w:t>
                   </w:r>
                   <w:proofErr w:type="spellEnd"/>
+                  <w:proofErr w:type="gramEnd"/>
                   <w:r>
                     <w:t>() smoothly scrolls the chat window down</w:t>
                   </w:r>
@@ -2340,8 +2417,13 @@
         <w:t>not cause re-render</w:t>
       </w:r>
       <w:r>
-        <w:t xml:space="preserve"> when you change .current</w:t>
-      </w:r>
+        <w:t xml:space="preserve"> when you </w:t>
+      </w:r>
+      <w:proofErr w:type="gramStart"/>
+      <w:r>
+        <w:t>change .current</w:t>
+      </w:r>
+      <w:proofErr w:type="gramEnd"/>
       <w:r>
         <w:br/>
       </w:r>
@@ -2412,7 +2494,15 @@
         </w:numPr>
       </w:pPr>
       <w:r>
-        <w:t>Autofocus an input on load</w:t>
+        <w:t xml:space="preserve">Autofocus </w:t>
+      </w:r>
+      <w:proofErr w:type="gramStart"/>
+      <w:r>
+        <w:t>an input</w:t>
+      </w:r>
+      <w:proofErr w:type="gramEnd"/>
+      <w:r>
+        <w:t xml:space="preserve"> on load</w:t>
       </w:r>
     </w:p>
     <w:p>
@@ -2945,7 +3035,15 @@
     </w:p>
     <w:p>
       <w:r>
-        <w:t xml:space="preserve">If you need updates again, you have to send </w:t>
+        <w:t xml:space="preserve">If you need updates again, you </w:t>
+      </w:r>
+      <w:proofErr w:type="gramStart"/>
+      <w:r>
+        <w:t>have to</w:t>
+      </w:r>
+      <w:proofErr w:type="gramEnd"/>
+      <w:r>
+        <w:t xml:space="preserve"> send </w:t>
       </w:r>
       <w:r>
         <w:rPr>
@@ -2981,12 +3079,17 @@
     </w:p>
     <w:p>
       <w:proofErr w:type="spellStart"/>
+      <w:proofErr w:type="gramStart"/>
       <w:r>
         <w:t>setInterval</w:t>
       </w:r>
       <w:proofErr w:type="spellEnd"/>
       <w:r>
-        <w:t>(() =&gt; {</w:t>
+        <w:t>(</w:t>
+      </w:r>
+      <w:proofErr w:type="gramEnd"/>
+      <w:r>
+        <w:t>() =&gt; {</w:t>
       </w:r>
     </w:p>
     <w:p>
@@ -2999,13 +3102,26 @@
       </w:r>
       <w:proofErr w:type="spellEnd"/>
       <w:r>
-        <w:t>/notifications").then(...)</w:t>
-      </w:r>
-    </w:p>
-    <w:p>
-      <w:r>
-        <w:t>}, 5000);</w:t>
-      </w:r>
+        <w:t>/notifications"</w:t>
+      </w:r>
+      <w:proofErr w:type="gramStart"/>
+      <w:r>
+        <w:t>).then</w:t>
+      </w:r>
+      <w:proofErr w:type="gramEnd"/>
+      <w:r>
+        <w:t>(...)</w:t>
+      </w:r>
+    </w:p>
+    <w:p>
+      <w:r>
+        <w:t>}, 5000</w:t>
+      </w:r>
+      <w:proofErr w:type="gramStart"/>
+      <w:r>
+        <w:t>);</w:t>
+      </w:r>
+      <w:proofErr w:type="gramEnd"/>
     </w:p>
     <w:p>
       <w:r>
@@ -3567,7 +3683,15 @@
         <w:t>real-time communication</w:t>
       </w:r>
       <w:r>
-        <w:t xml:space="preserve"> — where data updates instantly without refreshing — you can bet that </w:t>
+        <w:t xml:space="preserve"> — where data updates instantly without </w:t>
+      </w:r>
+      <w:proofErr w:type="gramStart"/>
+      <w:r>
+        <w:t>refreshing —</w:t>
+      </w:r>
+      <w:proofErr w:type="gramEnd"/>
+      <w:r>
+        <w:t xml:space="preserve"> you can bet that </w:t>
       </w:r>
       <w:proofErr w:type="spellStart"/>
       <w:r>
